--- a/8-sentinel/异常处理机制.docx
+++ b/8-sentinel/异常处理机制.docx
@@ -577,6 +577,22 @@
           </wp:inline>
         </w:drawing>
       </w:r>
+    </w:p>
+    <w:p>
+      <w:pPr>
+        <w:rPr>
+          <w:rFonts w:hint="default"/>
+          <w:lang w:val="en-US" w:eastAsia="zh-CN"/>
+        </w:rPr>
+      </w:pPr>
+    </w:p>
+    <w:p>
+      <w:pPr>
+        <w:rPr>
+          <w:rFonts w:hint="default"/>
+          <w:lang w:val="en-US" w:eastAsia="zh-CN"/>
+        </w:rPr>
+      </w:pPr>
       <w:bookmarkStart w:id="0" w:name="_GoBack"/>
       <w:bookmarkEnd w:id="0"/>
     </w:p>
